--- a/data/experiment_resumes/EXP260925A-007.docx
+++ b/data/experiment_resumes/EXP260925A-007.docx
@@ -388,6 +388,39 @@
         <w:t>实验样例：重视安全规范，能把任务拆成检查步骤，并及时整理实训中的问题。</w:t>
       </w:r>
     </w:p>
+    <w:p>
+      <w:r>
+        <w:rPr>
+          <w:b/>
+        </w:rPr>
+        <w:t>求职要求</w:t>
+      </w:r>
+    </w:p>
+    <w:p>
+      <w:r>
+        <w:t>加班意愿：接受偶尔加班，优先按计划安排调休。</w:t>
+      </w:r>
+    </w:p>
+    <w:p>
+      <w:r>
+        <w:t>加班费 / 补偿：依法支付加班费，并在加班前说明安排。</w:t>
+      </w:r>
+    </w:p>
+    <w:p>
+      <w:r>
+        <w:t>期望薪资：税前 7500–9500 元/月，具体可结合岗位职责协商。</w:t>
+      </w:r>
+    </w:p>
+    <w:p>
+      <w:r>
+        <w:t>工作地点：苏州，接受线下到岗。</w:t>
+      </w:r>
+    </w:p>
+    <w:p>
+      <w:r>
+        <w:t>其他要求：愿从助理岗位做起，重视清晰的岗位培养路径。</w:t>
+      </w:r>
+    </w:p>
     <w:sectPr>
       <w:footerReference w:type="default" r:id="rId9"/>
       <w:pgSz w:w="12240" w:h="15840"/>

--- a/data/experiment_resumes/EXP260925A-007.docx
+++ b/data/experiment_resumes/EXP260925A-007.docx
@@ -16,6 +16,45 @@
           <w:sz w:val="40"/>
         </w:rPr>
         <w:t>实验样本07 学生简历</w:t>
+      </w:r>
+    </w:p>
+    <w:p>
+      <w:pPr>
+        <w:jc w:val="center"/>
+      </w:pPr>
+      <w:r>
+        <w:drawing>
+          <wp:inline xmlns:a="http://schemas.openxmlformats.org/drawingml/2006/main" xmlns:pic="http://schemas.openxmlformats.org/drawingml/2006/picture">
+            <wp:extent cx="1007999" cy="1260000"/>
+            <wp:docPr id="1" name="Picture 1"/>
+            <wp:cNvGraphicFramePr>
+              <a:graphicFrameLocks noChangeAspect="1"/>
+            </wp:cNvGraphicFramePr>
+            <a:graphic>
+              <a:graphicData uri="http://schemas.openxmlformats.org/drawingml/2006/picture">
+                <pic:pic>
+                  <pic:nvPicPr>
+                    <pic:cNvPr id="0" name="photo.jpg"/>
+                    <pic:cNvPicPr/>
+                  </pic:nvPicPr>
+                  <pic:blipFill>
+                    <a:blip r:embed="rId10"/>
+                    <a:stretch>
+                      <a:fillRect/>
+                    </a:stretch>
+                  </pic:blipFill>
+                  <pic:spPr>
+                    <a:xfrm>
+                      <a:off x="0" y="0"/>
+                      <a:ext cx="1007999" cy="1260000"/>
+                    </a:xfrm>
+                    <a:prstGeom prst="rect"/>
+                  </pic:spPr>
+                </pic:pic>
+              </a:graphicData>
+            </a:graphic>
+          </wp:inline>
+        </w:drawing>
       </w:r>
     </w:p>
     <w:p>
@@ -46,6 +85,16 @@
           <w:sz w:val="23"/>
         </w:rPr>
         <w:t>基本信息</w:t>
+      </w:r>
+    </w:p>
+    <w:p>
+      <w:r>
+        <w:t>毕业院校：无锡职业技术学院    年龄：22岁</w:t>
+      </w:r>
+    </w:p>
+    <w:p>
+      <w:r>
+        <w:t>籍贯：江苏无锡    现居住地：无锡市滨湖区</w:t>
       </w:r>
     </w:p>
     <w:p>
@@ -398,27 +447,27 @@
     </w:p>
     <w:p>
       <w:r>
-        <w:t>加班意愿：接受偶尔加班，优先按计划安排调休。</w:t>
+        <w:t>加班意愿：可接受阶段性封闭测试加班，日常测试期希望保持规律作息与双休。</w:t>
       </w:r>
     </w:p>
     <w:p>
       <w:r>
-        <w:t>加班费 / 补偿：依法支付加班费，并在加班前说明安排。</w:t>
+        <w:t>加班费 / 补偿：重大测试攻坚期间依法享有项目津贴及调休保障。</w:t>
       </w:r>
     </w:p>
     <w:p>
       <w:r>
-        <w:t>期望薪资：税前 7500–9500 元/月，具体可结合岗位职责协商。</w:t>
+        <w:t>期望薪资：税前 6500–8000 元/月，愿在智能汽车测试一线深耕技术。</w:t>
       </w:r>
     </w:p>
     <w:p>
       <w:r>
-        <w:t>工作地点：苏州，接受线下到岗。</w:t>
+        <w:t>工作地点：芜湖/南京，接受阶段性派驻整车厂实车测试与台架联调。</w:t>
       </w:r>
     </w:p>
     <w:p>
       <w:r>
-        <w:t>其他要求：愿从助理岗位做起，重视清晰的岗位培养路径。</w:t>
+        <w:t>其他要求：愿从助理测试工程师做起，踏实积累实车路测、数据回灌与故障排查经验。</w:t>
       </w:r>
     </w:p>
     <w:sectPr>
